--- a/Core_docx/MEMORY.md.docx
+++ b/Core_docx/MEMORY.md.docx
@@ -42,50 +42,51 @@
         <w:rPr>
           <w:rtl w:val="0"/>
         </w:rPr>
-      </w:r>
-    </w:p>
-    <w:p>
-      <w:pPr>
-        <w:rPr/>
-      </w:pPr>
-      <w:r>
-        <w:rPr>
-          <w:rtl w:val="0"/>
-        </w:rPr>
-        <w:t xml:space="preserve">- The user is building a basic n8n agentic AI demo.</w:t>
-      </w:r>
-    </w:p>
-    <w:p>
-      <w:pPr>
-        <w:rPr/>
-      </w:pPr>
-      <w:r>
-        <w:rPr>
-          <w:rtl w:val="0"/>
-        </w:rPr>
-        <w:t xml:space="preserve">- The demo should stay simple and easy to explain.</w:t>
-      </w:r>
-    </w:p>
-    <w:p>
-      <w:pPr>
-        <w:rPr/>
-      </w:pPr>
-      <w:r>
-        <w:rPr>
-          <w:rtl w:val="0"/>
-        </w:rPr>
-        <w:t xml:space="preserve">- The system uses a schedule trigger as the heartbeat.</w:t>
-      </w:r>
-    </w:p>
-    <w:p>
-      <w:pPr>
-        <w:rPr/>
-      </w:pPr>
-      <w:r>
-        <w:rPr>
-          <w:rtl w:val="0"/>
-        </w:rPr>
-        <w:t xml:space="preserve">- The AI Agent node handles reasoning and tool execution.</w:t>
+        <w:t xml:space="preserve">- User is building a live n8n Agentic Harness demo.</w:t>
+      </w:r>
+    </w:p>
+    <w:p>
+      <w:pPr>
+        <w:rPr/>
+      </w:pPr>
+      <w:r>
+        <w:rPr>
+          <w:rtl w:val="0"/>
+        </w:rPr>
+        <w:t xml:space="preserve">- Goal is simplicity and reliability for presentation.</w:t>
+      </w:r>
+    </w:p>
+    <w:p>
+      <w:pPr>
+        <w:rPr/>
+      </w:pPr>
+      <w:r>
+        <w:rPr>
+          <w:rtl w:val="0"/>
+        </w:rPr>
+        <w:t xml:space="preserve">- Telegram is active as communication layer.</w:t>
+      </w:r>
+    </w:p>
+    <w:p>
+      <w:pPr>
+        <w:rPr/>
+      </w:pPr>
+      <w:r>
+        <w:rPr>
+          <w:rtl w:val="0"/>
+        </w:rPr>
+        <w:t xml:space="preserve">- Schedule trigger is the heartbeat every 2 minutes.</w:t>
+      </w:r>
+    </w:p>
+    <w:p>
+      <w:pPr>
+        <w:rPr/>
+      </w:pPr>
+      <w:r>
+        <w:rPr>
+          <w:rtl w:val="0"/>
+        </w:rPr>
+        <w:t xml:space="preserve">- TASKS.md stores tasks and reminders.</w:t>
       </w:r>
     </w:p>
     <w:p>
@@ -117,29 +118,60 @@
         <w:rPr>
           <w:rtl w:val="0"/>
         </w:rPr>
-        <w:t xml:space="preserve">- Keep only useful memories.</w:t>
-      </w:r>
-    </w:p>
-    <w:p>
-      <w:pPr>
-        <w:rPr/>
-      </w:pPr>
-      <w:r>
-        <w:rPr>
-          <w:rtl w:val="0"/>
-        </w:rPr>
-        <w:t xml:space="preserve">- Keep memories short.</w:t>
-      </w:r>
-    </w:p>
-    <w:p>
-      <w:pPr>
-        <w:rPr/>
-      </w:pPr>
-      <w:r>
-        <w:rPr>
-          <w:rtl w:val="0"/>
-        </w:rPr>
-        <w:t xml:space="preserve">- Summarize older memories when this file becomes too long.</w:t>
+        <w:t xml:space="preserve">- Keep only durable facts.</w:t>
+      </w:r>
+    </w:p>
+    <w:p>
+      <w:pPr>
+        <w:rPr/>
+      </w:pPr>
+      <w:r>
+        <w:rPr>
+          <w:rtl w:val="0"/>
+        </w:rPr>
+        <w:t xml:space="preserve">- No idle heartbeat logs.</w:t>
+      </w:r>
+    </w:p>
+    <w:p>
+      <w:pPr>
+        <w:rPr/>
+      </w:pPr>
+      <w:r>
+        <w:rPr>
+          <w:rtl w:val="0"/>
+        </w:rPr>
+        <w:t xml:space="preserve">- No temporary chatter.</w:t>
+      </w:r>
+    </w:p>
+    <w:p>
+      <w:pPr>
+        <w:rPr/>
+      </w:pPr>
+      <w:r>
+        <w:rPr>
+          <w:rtl w:val="0"/>
+        </w:rPr>
+        <w:t xml:space="preserve">- Keep concise.</w:t>
+      </w:r>
+    </w:p>
+    <w:p>
+      <w:pPr>
+        <w:rPr/>
+      </w:pPr>
+      <w:r>
+        <w:rPr>
+          <w:rtl w:val="0"/>
+        </w:rPr>
+      </w:r>
+    </w:p>
+    <w:p>
+      <w:pPr>
+        <w:rPr/>
+      </w:pPr>
+      <w:r>
+        <w:rPr>
+          <w:rtl w:val="0"/>
+        </w:rPr>
       </w:r>
     </w:p>
     <w:sectPr>
